--- a/Acordes domingo/Fercho/Esta cayendo - Jose Luis Reyes (G).docx
+++ b/Acordes domingo/Fercho/Esta cayendo - Jose Luis Reyes (G).docx
@@ -57,16 +57,83 @@
         <w:pStyle w:val="Cuerpodetexto"/>
         <w:spacing w:lineRule="auto" w:line="240" w:before="0" w:after="0"/>
         <w:rPr>
-          <w:rFonts w:ascii="Consolas" w:hAnsi="Consolas"/>
-          <w:sz w:val="13"/>
-          <w:szCs w:val="13"/>
-        </w:rPr>
-      </w:pPr>
-      <w:r>
-        <w:rPr>
-          <w:sz w:val="13"/>
-          <w:szCs w:val="13"/>
-        </w:rPr>
+          <w:sz w:val="13"/>
+          <w:szCs w:val="13"/>
+        </w:rPr>
+      </w:pPr>
+      <w:r>
+        <w:rPr>
+          <w:sz w:val="13"/>
+          <w:szCs w:val="13"/>
+        </w:rPr>
+      </w:r>
+    </w:p>
+    <w:p>
+      <w:pPr>
+        <w:pStyle w:val="Cuerpodetexto"/>
+        <w:spacing w:lineRule="auto" w:line="240" w:before="0" w:after="0"/>
+        <w:rPr>
+          <w:rFonts w:ascii="Consolas" w:hAnsi="Consolas"/>
+          <w:sz w:val="13"/>
+          <w:szCs w:val="13"/>
+        </w:rPr>
+      </w:pPr>
+      <w:r>
+        <w:rPr>
+          <w:sz w:val="13"/>
+          <w:szCs w:val="13"/>
+        </w:rPr>
+        <w:t>Basado en:</w:t>
+      </w:r>
+    </w:p>
+    <w:p>
+      <w:pPr>
+        <w:pStyle w:val="Normal"/>
+        <w:rPr>
+          <w:b/>
+          <w:b/>
+          <w:bCs/>
+          <w:color w:val="5983B0"/>
+        </w:rPr>
+      </w:pPr>
+      <w:r>
+        <w:rPr>
+          <w:b/>
+          <w:bCs/>
+          <w:color w:val="5983B0"/>
+        </w:rPr>
+        <w:t>Como tocar algo está cayendo aquí </w:t>
+      </w:r>
+    </w:p>
+    <w:p>
+      <w:pPr>
+        <w:pStyle w:val="Normal"/>
+        <w:rPr>
+          <w:rFonts w:ascii="Consolas" w:hAnsi="Consolas"/>
+          <w:sz w:val="13"/>
+          <w:szCs w:val="13"/>
+        </w:rPr>
+      </w:pPr>
+      <w:hyperlink r:id="rId2" w:tgtFrame="_blank">
+        <w:r>
+          <w:rPr>
+            <w:rStyle w:val="EnlacedeInternet"/>
+          </w:rPr>
+          <w:t>https://youtu.be/-2tMQ0gtDIs?si=GgS1Zn-iAWsOY1qH</w:t>
+        </w:r>
+      </w:hyperlink>
+    </w:p>
+    <w:p>
+      <w:pPr>
+        <w:pStyle w:val="Normal"/>
+        <w:rPr>
+          <w:rFonts w:ascii="Consolas" w:hAnsi="Consolas"/>
+          <w:sz w:val="13"/>
+          <w:szCs w:val="13"/>
+        </w:rPr>
+      </w:pPr>
+      <w:r>
+        <w:rPr/>
         <w:drawing>
           <wp:anchor behindDoc="0" distT="0" distB="0" distL="0" distR="0" simplePos="0" locked="0" layoutInCell="0" allowOverlap="1" relativeHeight="2">
             <wp:simplePos x="0" y="0"/>
@@ -93,7 +160,7 @@
                     </pic:cNvPicPr>
                   </pic:nvPicPr>
                   <pic:blipFill>
-                    <a:blip r:embed="rId2"/>
+                    <a:blip r:embed="rId3"/>
                     <a:stretch>
                       <a:fillRect/>
                     </a:stretch>
@@ -138,7 +205,7 @@
                     </pic:cNvPicPr>
                   </pic:nvPicPr>
                   <pic:blipFill>
-                    <a:blip r:embed="rId3"/>
+                    <a:blip r:embed="rId4"/>
                     <a:stretch>
                       <a:fillRect/>
                     </a:stretch>
@@ -835,11 +902,21 @@
         </w:rPr>
       </w:pPr>
       <w:r>
-        <w:rPr>
-          <w:sz w:val="13"/>
-          <w:szCs w:val="13"/>
-        </w:rPr>
-        <w:t xml:space="preserve">  </w:t>
+        <w:rPr/>
+      </w:r>
+    </w:p>
+    <w:p>
+      <w:pPr>
+        <w:pStyle w:val="Cuerpodetexto"/>
+        <w:spacing w:lineRule="auto" w:line="240" w:before="0" w:after="0"/>
+        <w:rPr>
+          <w:rFonts w:ascii="Consolas" w:hAnsi="Consolas"/>
+          <w:sz w:val="13"/>
+          <w:szCs w:val="13"/>
+        </w:rPr>
+      </w:pPr>
+      <w:r>
+        <w:rPr/>
       </w:r>
     </w:p>
     <w:p>
@@ -2101,6 +2178,13 @@
     <w:uiPriority w:val="0"/>
     <w:qFormat/>
     <w:rPr/>
+  </w:style>
+  <w:style w:type="character" w:styleId="EnlacedeInternet">
+    <w:name w:val="Hyperlink"/>
+    <w:rPr>
+      <w:color w:val="000080"/>
+      <w:u w:val="single"/>
+    </w:rPr>
   </w:style>
   <w:style w:type="paragraph" w:styleId="Ttulo" w:customStyle="1">
     <w:name w:val="Título"/>
